--- a/VRIZE_Submission_Squad404.docx
+++ b/VRIZE_Submission_Squad404.docx
@@ -58,7 +58,7 @@
         <w:t xml:space="preserve">Project Name: </w:t>
       </w:r>
       <w:r>
-        <w:t>ContextIQ — a fully-featured Meeting Intelligence Platform that takes raw MS Teams video recordings and produces speaker-diarized transcriptions, bilingual AI summaries (English + Hindi), sentiment analysis, action item extraction with Jira integration, and a RAG-powered chatbot — all orchestrated through a modern Svelte frontend and FastAPI backend.</w:t>
+        <w:t>ContextIQ — a fully-featured Meeting Intelligence Platform that takes raw MS Teams video recordings and produces speaker-diarized transcriptions, voice-identified speakers, bilingual AI summaries (English + Hindi), sentiment analysis, topic segmentation, action item extraction with Jira integration, SOW drafts, per-speaker report cards, and a RAG-powered chatbot — all orchestrated through a modern Svelte frontend and FastAPI backend.</w:t>
       </w:r>
     </w:p>
     <w:p>
@@ -210,7 +210,7 @@
           </w:tcPr>
           <w:p>
             <w:r>
-              <w:t>Audio noise reduction preprocessing</w:t>
+              <w:t>Spectral gating noise reduction preprocessing</w:t>
             </w:r>
           </w:p>
         </w:tc>
@@ -316,6 +316,48 @@
           </w:tcPr>
           <w:p>
             <w:r>
+              <w:t>Groq Whisper API</w:t>
+            </w:r>
+          </w:p>
+        </w:tc>
+        <w:tc>
+          <w:tcPr>
+            <w:tcW w:type="dxa" w:w="2160"/>
+          </w:tcPr>
+          <w:p>
+            <w:r>
+              <w:t>Latest</w:t>
+            </w:r>
+          </w:p>
+        </w:tc>
+        <w:tc>
+          <w:tcPr>
+            <w:tcW w:type="dxa" w:w="2160"/>
+          </w:tcPr>
+          <w:p>
+            <w:r>
+              <w:t>Ultra-fast cloud STT (whisper-large-v3-turbo)</w:t>
+            </w:r>
+          </w:p>
+        </w:tc>
+        <w:tc>
+          <w:tcPr>
+            <w:tcW w:type="dxa" w:w="2160"/>
+          </w:tcPr>
+          <w:p>
+            <w:r>
+              <w:t>Stage 2</w:t>
+            </w:r>
+          </w:p>
+        </w:tc>
+      </w:tr>
+      <w:tr>
+        <w:tc>
+          <w:tcPr>
+            <w:tcW w:type="dxa" w:w="2160"/>
+          </w:tcPr>
+          <w:p>
+            <w:r>
               <w:t>WhisperX</w:t>
             </w:r>
           </w:p>
@@ -336,7 +378,7 @@
           </w:tcPr>
           <w:p>
             <w:r>
-              <w:t>Local STT with word-level timestamps (CTranslate2)</w:t>
+              <w:t>Local STT with word-level forced alignment (wav2vec2)</w:t>
             </w:r>
           </w:p>
         </w:tc>
@@ -378,7 +420,49 @@
           </w:tcPr>
           <w:p>
             <w:r>
-              <w:t>Speaker diarization — identifies individual speakers</w:t>
+              <w:t>Neural speaker diarization — identifies individual speakers</w:t>
+            </w:r>
+          </w:p>
+        </w:tc>
+        <w:tc>
+          <w:tcPr>
+            <w:tcW w:type="dxa" w:w="2160"/>
+          </w:tcPr>
+          <w:p>
+            <w:r>
+              <w:t>Stage 2</w:t>
+            </w:r>
+          </w:p>
+        </w:tc>
+      </w:tr>
+      <w:tr>
+        <w:tc>
+          <w:tcPr>
+            <w:tcW w:type="dxa" w:w="2160"/>
+          </w:tcPr>
+          <w:p>
+            <w:r>
+              <w:t>SpeechBrain (ECAPA-TDNN)</w:t>
+            </w:r>
+          </w:p>
+        </w:tc>
+        <w:tc>
+          <w:tcPr>
+            <w:tcW w:type="dxa" w:w="2160"/>
+          </w:tcPr>
+          <w:p>
+            <w:r>
+              <w:t>Latest</w:t>
+            </w:r>
+          </w:p>
+        </w:tc>
+        <w:tc>
+          <w:tcPr>
+            <w:tcW w:type="dxa" w:w="2160"/>
+          </w:tcPr>
+          <w:p>
+            <w:r>
+              <w:t>192-dim voice embeddings for speaker identification</w:t>
             </w:r>
           </w:p>
         </w:tc>
@@ -462,7 +546,7 @@
           </w:tcPr>
           <w:p>
             <w:r>
-              <w:t>Ultra-fast LLM inference for summaries, action items, sentiment</w:t>
+              <w:t>Ultra-fast LLM for summaries, action items, sentiment, topics</w:t>
             </w:r>
           </w:p>
         </w:tc>
@@ -504,7 +588,7 @@
           </w:tcPr>
           <w:p>
             <w:r>
-              <w:t>RAG pipeline orchestration (document loading, retrieval, chains)</w:t>
+              <w:t>RAG pipeline orchestration (retrieval, chains, memory)</w:t>
             </w:r>
           </w:p>
         </w:tc>
@@ -546,7 +630,7 @@
           </w:tcPr>
           <w:p>
             <w:r>
-              <w:t>Local vector database for transcript embeddings</w:t>
+              <w:t>Local vector database for transcript embeddings (RAG)</w:t>
             </w:r>
           </w:p>
         </w:tc>
@@ -630,7 +714,7 @@
           </w:tcPr>
           <w:p>
             <w:r>
-              <w:t>Interactive charts for sentiment and statistics</w:t>
+              <w:t>Interactive charts for sentiment, analytics, culture score</w:t>
             </w:r>
           </w:p>
         </w:tc>
@@ -798,7 +882,7 @@
           </w:tcPr>
           <w:p>
             <w:r>
-              <w:t>Backend REST API server with 32 endpoints</w:t>
+              <w:t>Backend REST API server with 35+ endpoints</w:t>
             </w:r>
           </w:p>
         </w:tc>
@@ -1150,7 +1234,7 @@
         <w:br/>
         <w:t>3. FFmpeg extracts audio: ffmpeg -i input.mp4 -ar 16000 -ac 1 -f wav output.wav</w:t>
         <w:br/>
-        <w:t>4. Audio preprocessing applies noise reduction (prop_decrease=0.7) and peak normalization to -1 dBFS.</w:t>
+        <w:t>4. Audio preprocessing applies spectral gating noise reduction (noisereduce) and peak normalization.</w:t>
         <w:br/>
         <w:t>5. Clean audio saved as {meeting_id}_clean.wav.</w:t>
       </w:r>
@@ -1160,7 +1244,7 @@
         <w:pStyle w:val="Heading2"/>
       </w:pPr>
       <w:r>
-        <w:t>Stage 2: Transcription &amp; Speaker Diarization</w:t>
+        <w:t>Stage 2: Transcription, Diarization &amp; Voice Identification</w:t>
       </w:r>
     </w:p>
     <w:p>
@@ -1171,7 +1255,7 @@
         <w:t xml:space="preserve">Objective: </w:t>
       </w:r>
       <w:r>
-        <w:t>Convert the extracted audio to text with word-level timestamps and identify individual speakers throughout the recording.</w:t>
+        <w:t>Convert the extracted audio to text with word-level timestamps, identify individual speakers (diarization), and automatically recognize known speakers using voice embeddings.</w:t>
       </w:r>
     </w:p>
     <w:p>
@@ -1182,7 +1266,7 @@
         <w:t xml:space="preserve">Tool(s) Used: </w:t>
       </w:r>
       <w:r>
-        <w:t>AssemblyAI (primary), WhisperX + pyannote.audio (local fallback)</w:t>
+        <w:t>AssemblyAI (primary), Groq Whisper (ultra-fast), WhisperX + pyannote.audio (local), SpeechBrain ECAPA-TDNN (voice identification)</w:t>
       </w:r>
     </w:p>
     <w:p>
@@ -1201,10 +1285,31 @@
         <w:rPr>
           <w:b/>
         </w:rPr>
-        <w:t xml:space="preserve">Output File Link: </w:t>
+        <w:t xml:space="preserve">Output File Links: </w:t>
       </w:r>
+    </w:p>
+    <w:p>
+      <w:pPr>
+        <w:pStyle w:val="ListBullet"/>
+      </w:pPr>
       <w:r>
         <w:t>storage/{meeting_id}/transcript.json — full diarized transcript</w:t>
+      </w:r>
+    </w:p>
+    <w:p>
+      <w:pPr>
+        <w:pStyle w:val="ListBullet"/>
+      </w:pPr>
+      <w:r>
+        <w:t>storage/{meeting_id}/speaker_clips/ — 10-second WAV clips per speaker</w:t>
+      </w:r>
+    </w:p>
+    <w:p>
+      <w:pPr>
+        <w:pStyle w:val="ListBullet"/>
+      </w:pPr>
+      <w:r>
+        <w:t>storage/speaker_profiles/profiles.json — 192-dim voice embeddings for known speakers</w:t>
       </w:r>
     </w:p>
     <w:p>
@@ -1220,15 +1325,19 @@
         <w:pStyle w:val="ListBullet"/>
       </w:pPr>
       <w:r>
-        <w:t>1. Triggered via POST /transcribe/{meeting_id}.</w:t>
+        <w:t>1. Triggered via POST /transcribe/{meeting_id} with configurable STT engine.</w:t>
         <w:br/>
-        <w:t>2. AssemblyAI mode (primary): Audio uploaded to AssemblyAI API with speaker_labels=True.</w:t>
+        <w:t>2. AssemblyAI mode (primary): Audio uploaded with speaker_labels=True, returns speaker-tagged segments.</w:t>
         <w:br/>
-        <w:t>3. Local mode (fallback): WhisperX large-v2 model on GPU + pyannote.audio 3.1 diarization.</w:t>
+        <w:t>3. Groq mode (ultra-fast): Whisper large-v3-turbo transcription + local pyannote diarization.</w:t>
         <w:br/>
-        <w:t>4. Metadata auto-saved: processing timestamp, segment count, speaker count, total duration.</w:t>
+        <w:t>4. Local mode: WhisperX with wav2vec2 forced alignment + pyannote.audio 3.1 diarization on GPU.</w:t>
         <w:br/>
-        <w:t>5. GPU memory explicitly cleared after processing (torch.cuda.empty_cache()).</w:t>
+        <w:t>5. Voice Identification: Extracts ~10s speaker clips (SNR-ranked), generates 192-dim ECAPA-TDNN embeddings, matches against stored profiles using cosine similarity (threshold 0.55).</w:t>
+        <w:br/>
+        <w:t>6. Matched speakers are auto-renamed in the transcript (e.g., SPEAKER_00 → 'Babuji Abraham').</w:t>
+        <w:br/>
+        <w:t>7. GPU memory explicitly cleared after processing.</w:t>
       </w:r>
     </w:p>
     <w:p>
@@ -1247,7 +1356,7 @@
         <w:t xml:space="preserve">Objective: </w:t>
       </w:r>
       <w:r>
-        <w:t>Generate comprehensive AI-powered analytics: bilingual summaries, action items, sentiment analysis, requirements, documentation, and RAG chatbot.</w:t>
+        <w:t>Generate comprehensive AI-powered analytics: bilingual summaries, action items, sentiment analysis, topic segmentation, requirements, documentation, speaker report cards, SOW drafts, and enable a RAG chatbot.</w:t>
       </w:r>
     </w:p>
     <w:p>
@@ -1309,7 +1418,15 @@
         <w:pStyle w:val="ListBullet"/>
       </w:pPr>
       <w:r>
-        <w:t>storage/{meeting_id}/requirements.json — Extracted functional requirements</w:t>
+        <w:t>storage/{meeting_id}/topics.json — Topic segmentation with time ranges and speakers</w:t>
+      </w:r>
+    </w:p>
+    <w:p>
+      <w:pPr>
+        <w:pStyle w:val="ListBullet"/>
+      </w:pPr>
+      <w:r>
+        <w:t>storage/{meeting_id}/requirements.json — Functional/non-functional requirements, user stories</w:t>
       </w:r>
     </w:p>
     <w:p>
@@ -1333,7 +1450,7 @@
         <w:pStyle w:val="ListBullet"/>
       </w:pPr>
       <w:r>
-        <w:t>storage/chroma_db/ — Vector embeddings indexed in ChromaDB</w:t>
+        <w:t>storage/chroma_db/ — Vector embeddings indexed in ChromaDB for RAG</w:t>
       </w:r>
     </w:p>
     <w:p>
@@ -1351,13 +1468,23 @@
       <w:r>
         <w:t>1. Summarization (POST /summarize/{id}): Groq Llama 3.3 70B generates speaker-wise + overall summaries in English and Hindi.</w:t>
         <w:br/>
-        <w:t>2. Action Items (POST /meeting/{id}/action-items): Structured JSON extraction.</w:t>
+        <w:t>2. Action Items (POST /meeting/{id}/action-items): Structured JSON extraction with task, assignee, deadline, priority, category, success criteria, and dependencies.</w:t>
         <w:br/>
-        <w:t>3. Sentiment (POST /meeting/{id}/sentiment): Per-segment mood scoring.</w:t>
+        <w:t>3. Sentiment (POST /meeting/{id}/sentiment): Per-segment mood scoring with confidence scores.</w:t>
         <w:br/>
-        <w:t>4. RAG Indexing (POST /chat/index/{id}): all-MiniLM-L6-v2 embeddings stored in ChromaDB.</w:t>
+        <w:t>4. Topic Segmentation (POST /meeting/{id}/topics): Identifies distinct discussion topics with time ranges, titles, summaries, and participating speakers.</w:t>
         <w:br/>
-        <w:t>5. RAG Chat (POST /chat/ask/stream): SSE streaming with source citations (~500 tok/sec).</w:t>
+        <w:t>5. Requirements Mining (POST /meeting/{id}/requirements): Extracts functional/non-functional requirements, technical constraints, and user stories with MoSCoW prioritization.</w:t>
+        <w:br/>
+        <w:t>6. Speaker Report Cards (GET /meeting/{id}/speaker-analytics): Per-speaker scorecards with role classification (Decision Maker, Presenter, etc.), talk-time, and sentiment trends.</w:t>
+        <w:br/>
+        <w:t>7. Meeting Culture Score (GET /stats/culture-score): Composite health metric (0-100) combining speaker balance (Gini-like), sentiment, action completion, and meeting efficiency.</w:t>
+        <w:br/>
+        <w:t>8. RAG Indexing (POST /chat/index/{id}): all-MiniLM-L6-v2 embeddings stored in ChromaDB.</w:t>
+        <w:br/>
+        <w:t>9. RAG Chat (POST /chat/ask/stream): Diverse retrieval algorithm (round-robin across meetings) + SSE streaming with source citations.</w:t>
+        <w:br/>
+        <w:t>10. HITL Regeneration: When speakers are renamed, all 8 AI insights regenerate in background with mapped names (force=True).</w:t>
       </w:r>
     </w:p>
     <w:p>
@@ -1448,15 +1575,15 @@
       <w:r>
         <w:t>1. PDF Generation (GET /publish/{id}/pdf): fpdf2 with Unicode Hindi support.</w:t>
         <w:br/>
-        <w:t>2. Full Report (GET /publish/{id}/full-report): All analytics combined.</w:t>
+        <w:t>2. Full Report (GET /publish/{id}/full-report): All analytics combined into one PDF.</w:t>
         <w:br/>
-        <w:t>3. Email (POST /publish/{id}): SMTP with PDF attachment.</w:t>
+        <w:t>3. Email (POST /publish/{id}): SMTP with PDF attachment via Gmail App Passwords.</w:t>
         <w:br/>
-        <w:t>4. Teams (POST /publish/{id}): Adaptive Card to configured webhook.</w:t>
+        <w:t>4. Teams (POST /publish/{id}): Adaptive Card v1.4 with summary, decisions, action items.</w:t>
         <w:br/>
-        <w:t>5. Jira Push (POST /meeting/{id}/jira/push): Action items as Jira tickets with bi-directional sync.</w:t>
+        <w:t>5. Jira Push (POST /meeting/{id}/jira/push): Action items as Jira tickets with ADF description, priority mapping, and bi-directional sync via transitions API.</w:t>
         <w:br/>
-        <w:t>6. Subtitles (GET /meeting/{id}/subtitles/srt and /vtt).</w:t>
+        <w:t>6. Subtitles (GET /meeting/{id}/subtitles/srt and /vtt): Standard subtitle export.</w:t>
       </w:r>
     </w:p>
     <w:p>
@@ -1485,7 +1612,7 @@
         <w:pStyle w:val="ListBullet"/>
       </w:pPr>
       <w:r>
-        <w:t>Multi-Engine Speech-to-Text (AssemblyAI, Groq Whisper, local WhisperX)</w:t>
+        <w:t>Multi-Engine Speech-to-Text (AssemblyAI, Groq Whisper, local WhisperX) — configurable per meeting</w:t>
       </w:r>
     </w:p>
     <w:p>
@@ -1493,7 +1620,7 @@
         <w:pStyle w:val="ListBullet"/>
       </w:pPr>
       <w:r>
-        <w:t>Speaker Diarization with GPU acceleration (pyannote.audio 3.1)</w:t>
+        <w:t>Speaker Diarization with GPU acceleration (pyannote.audio 3.1, neural VAD + clustering)</w:t>
       </w:r>
     </w:p>
     <w:p>
@@ -1501,7 +1628,7 @@
         <w:pStyle w:val="ListBullet"/>
       </w:pPr>
       <w:r>
-        <w:t>Bilingual AI Summaries — English + Hindi (Devanagari)</w:t>
+        <w:t>Voice Identification — ECAPA-TDNN 192-dim embeddings, SNR-ranked clip selection, cosine similarity matching, profile averaging for multi-session stability</w:t>
       </w:r>
     </w:p>
     <w:p>
@@ -1509,7 +1636,7 @@
         <w:pStyle w:val="ListBullet"/>
       </w:pPr>
       <w:r>
-        <w:t>Action Item Extraction with assignee, deadline, priority, and success criteria</w:t>
+        <w:t>Bilingual AI Summaries — Speaker-wise + overall summaries in English and Hindi (Devanagari)</w:t>
       </w:r>
     </w:p>
     <w:p>
@@ -1517,7 +1644,7 @@
         <w:pStyle w:val="ListBullet"/>
       </w:pPr>
       <w:r>
-        <w:t>Decisions Tracker — who decided what, why, and alternatives considered</w:t>
+        <w:t>Action Item Extraction with assignee, deadline, priority, category, dependencies, and success criteria</w:t>
       </w:r>
     </w:p>
     <w:p>
@@ -1525,7 +1652,7 @@
         <w:pStyle w:val="ListBullet"/>
       </w:pPr>
       <w:r>
-        <w:t>Key Takeaways — bullet-point highlights</w:t>
+        <w:t>Decisions Tracker — who decided what, why, alternatives considered, and impact</w:t>
       </w:r>
     </w:p>
     <w:p>
@@ -1533,7 +1660,7 @@
         <w:pStyle w:val="ListBullet"/>
       </w:pPr>
       <w:r>
-        <w:t>Auto Meeting Title generation</w:t>
+        <w:t>Key Takeaways — bullet-point highlights from every meeting</w:t>
       </w:r>
     </w:p>
     <w:p>
@@ -1541,7 +1668,7 @@
         <w:pStyle w:val="ListBullet"/>
       </w:pPr>
       <w:r>
-        <w:t>Follow-Up Email Draft — professional email with summary + action items</w:t>
+        <w:t>Auto Meeting Title generation from transcript content</w:t>
       </w:r>
     </w:p>
     <w:p>
@@ -1549,7 +1676,7 @@
         <w:pStyle w:val="ListBullet"/>
       </w:pPr>
       <w:r>
-        <w:t>Per-Segment Sentiment Analysis with emotion labels and trends</w:t>
+        <w:t>Follow-Up Email Draft — professional email combining summary + action items, ready to send via SMTP</w:t>
       </w:r>
     </w:p>
     <w:p>
@@ -1557,7 +1684,7 @@
         <w:pStyle w:val="ListBullet"/>
       </w:pPr>
       <w:r>
-        <w:t>Requirements Extraction with priority levels</w:t>
+        <w:t>Per-Segment Sentiment Analysis with emotion labels, confidence scores, and speaker trends</w:t>
       </w:r>
     </w:p>
     <w:p>
@@ -1565,7 +1692,7 @@
         <w:pStyle w:val="ListBullet"/>
       </w:pPr>
       <w:r>
-        <w:t>Documentation Generation — auto-generated meeting minutes (MoM)</w:t>
+        <w:t>Topic Segmentation — auto-detected discussion chapters with time ranges, titles, and speakers</w:t>
       </w:r>
     </w:p>
     <w:p>
@@ -1573,7 +1700,7 @@
         <w:pStyle w:val="ListBullet"/>
       </w:pPr>
       <w:r>
-        <w:t>RAG Chatbot with SSE Streaming — cross-meeting Q&amp;A with source citations</w:t>
+        <w:t>Requirements Mining — functional, non-functional, technical constraints, user stories with MoSCoW priority</w:t>
       </w:r>
     </w:p>
     <w:p>
@@ -1581,7 +1708,7 @@
         <w:pStyle w:val="ListBullet"/>
       </w:pPr>
       <w:r>
-        <w:t>Human-in-the-Loop (HITL) — speaker mapping, summary editing &amp; approval</w:t>
+        <w:t>Documentation Generation — auto-generated meeting minutes with objective, attendees, and next steps</w:t>
       </w:r>
     </w:p>
     <w:p>
@@ -1589,7 +1716,39 @@
         <w:pStyle w:val="ListBullet"/>
       </w:pPr>
       <w:r>
-        <w:t>Professional PDF Reports with Unicode Hindi support</w:t>
+        <w:t>Per-Speaker Report Cards — role classification (Decision Maker, Presenter, etc.), talk-time stats, sentiment</w:t>
+      </w:r>
+    </w:p>
+    <w:p>
+      <w:pPr>
+        <w:pStyle w:val="ListBullet"/>
+      </w:pPr>
+      <w:r>
+        <w:t>Meeting Culture Score — composite health metric (speaker balance, sentiment, completion, efficiency)</w:t>
+      </w:r>
+    </w:p>
+    <w:p>
+      <w:pPr>
+        <w:pStyle w:val="ListBullet"/>
+      </w:pPr>
+      <w:r>
+        <w:t>RAG Chatbot with SSE Streaming — cross-meeting Q&amp;A with diverse retrieval (round-robin), source citations, session memory, and meeting calendar context</w:t>
+      </w:r>
+    </w:p>
+    <w:p>
+      <w:pPr>
+        <w:pStyle w:val="ListBullet"/>
+      </w:pPr>
+      <w:r>
+        <w:t>Human-in-the-Loop (HITL) — speaker mapping triggers async regeneration of all 8 AI insights, summary editing &amp; approval before publishing</w:t>
+      </w:r>
+    </w:p>
+    <w:p>
+      <w:pPr>
+        <w:pStyle w:val="ListBullet"/>
+      </w:pPr>
+      <w:r>
+        <w:t>Professional PDF Reports with Unicode Hindi support (NotoSans + NotoSansDevanagari)</w:t>
       </w:r>
     </w:p>
     <w:p>
@@ -1605,7 +1764,7 @@
         <w:pStyle w:val="ListBullet"/>
       </w:pPr>
       <w:r>
-        <w:t>One-Click Email &amp; Teams Publishing</w:t>
+        <w:t>One-Click Email &amp; Teams Publishing (Adaptive Card v1.4 with rich formatting)</w:t>
       </w:r>
     </w:p>
     <w:p>
@@ -1613,7 +1772,7 @@
         <w:pStyle w:val="ListBullet"/>
       </w:pPr>
       <w:r>
-        <w:t>Jira Integration — push, sync, and update action items bidirectionally</w:t>
+        <w:t>Bidirectional Jira Integration — push tickets, sync statuses, transitions API, ADF descriptions</w:t>
       </w:r>
     </w:p>
     <w:p>
@@ -1621,7 +1780,7 @@
         <w:pStyle w:val="ListBullet"/>
       </w:pPr>
       <w:r>
-        <w:t>Upload Deduplication via SHA-256 hashing</w:t>
+        <w:t>Confluence &amp; Notion Integration — push meeting notes to enterprise wikis via API</w:t>
       </w:r>
     </w:p>
     <w:p>
@@ -1629,7 +1788,7 @@
         <w:pStyle w:val="ListBullet"/>
       </w:pPr>
       <w:r>
-        <w:t>Meeting Dashboard with real-time statistics and search</w:t>
+        <w:t>Upload Deduplication via SHA-256 hashing (prevents reprocessing identical files)</w:t>
       </w:r>
     </w:p>
     <w:p>
@@ -1637,7 +1796,7 @@
         <w:pStyle w:val="ListBullet"/>
       </w:pPr>
       <w:r>
-        <w:t>Live Keyword Search across all meetings</w:t>
+        <w:t>Meeting Dashboard with unique speaker counting (resolves mapped names), real-time stats, and search</w:t>
       </w:r>
     </w:p>
     <w:p>
@@ -1645,7 +1804,23 @@
         <w:pStyle w:val="ListBullet"/>
       </w:pPr>
       <w:r>
-        <w:t>Skeleton Loading &amp; Toast Notifications for polished UX</w:t>
+        <w:t>Global Keyword Search across transcripts, titles, and speakers with weighted relevance scoring</w:t>
+      </w:r>
+    </w:p>
+    <w:p>
+      <w:pPr>
+        <w:pStyle w:val="ListBullet"/>
+      </w:pPr>
+      <w:r>
+        <w:t>Video Playback — in-browser video player with HTTP Range request support for seeking</w:t>
+      </w:r>
+    </w:p>
+    <w:p>
+      <w:pPr>
+        <w:pStyle w:val="ListBullet"/>
+      </w:pPr>
+      <w:r>
+        <w:t>Skeleton Loading &amp; Toast Notifications for polished, premium UX</w:t>
       </w:r>
     </w:p>
     <w:p>
@@ -1658,7 +1833,12 @@
     </w:p>
     <w:p>
       <w:r>
-        <w:t>ContextIQ's most innovative aspect is its end-to-end, privacy-first architecture that combines local GPU-accelerated processing for speech-to-text with cloud LLM APIs for intelligence. Unlike competitors that require all data to be uploaded to external servers, ContextIQ keeps raw audio and transcripts local while only sending text to Groq for analysis. The system uniquely provides bilingual Hindi summaries (a feature absent from all major competitors), a bi-directional Jira integration for action item management, and a Human-in-the-Loop approval workflow that ensures AI-generated content is reviewed before publishing. The multi-engine STT architecture (AssemblyAI → Groq → WhisperX) provides configurable fallback chains, allowing teams to optimize for accuracy, speed, or privacy based on their specific needs.</w:t>
+        <w:t>ContextIQ's most innovative aspect is its end-to-end, privacy-first architecture that combines local GPU-accelerated processing for speech-to-text with cloud LLM APIs for intelligence. Unlike competitors that require all data to be uploaded to external servers, ContextIQ keeps raw audio and transcripts local while only sending text to Groq for analysis.</w:t>
+      </w:r>
+    </w:p>
+    <w:p>
+      <w:r>
+        <w:t>Key innovations include: (1) Voice Identification using ECAPA-TDNN neural embeddings — speakers enrolled from one meeting are automatically recognized in all future meetings; (2) Bilingual Hindi summaries in native Devanagari (absent from all major competitors); (3) Bi-directional Jira integration using the transitions API for proper status changes; (4) A diverse retrieval algorithm for the RAG chatbot that round-robins chunks across meetings to prevent single-meeting bias; (5) Human-in-the-Loop workflow where renaming speakers triggers async regeneration of all 8 AI insights; (6) Meeting Culture Score — a composite health metric combining Gini-like speaker balance, sentiment health, action completion rate, and decisions-per-minute.</w:t>
       </w:r>
     </w:p>
     <w:p>
